--- a/proyecto/Mateteriales de proyecto discretos.docx
+++ b/proyecto/Mateteriales de proyecto discretos.docx
@@ -8,42 +8,12 @@
           <w:lang w:val="en-US"/>
         </w:rPr>
       </w:pPr>
-      <w:proofErr w:type="spellStart"/>
-      <w:r>
-        <w:rPr>
-          <w:lang w:val="en-US"/>
-        </w:rPr>
-        <w:t>Materiales</w:t>
-      </w:r>
-      <w:proofErr w:type="spellEnd"/>
-      <w:r>
-        <w:rPr>
-          <w:lang w:val="en-US"/>
-        </w:rPr>
-        <w:t xml:space="preserve"> de </w:t>
-      </w:r>
-      <w:proofErr w:type="spellStart"/>
-      <w:r>
-        <w:rPr>
-          <w:lang w:val="en-US"/>
-        </w:rPr>
-        <w:t>proyecto</w:t>
-      </w:r>
-      <w:proofErr w:type="spellEnd"/>
-      <w:r>
-        <w:rPr>
-          <w:lang w:val="en-US"/>
-        </w:rPr>
-        <w:t xml:space="preserve"> </w:t>
-      </w:r>
-      <w:proofErr w:type="spellStart"/>
-      <w:r>
-        <w:rPr>
-          <w:lang w:val="en-US"/>
-        </w:rPr>
-        <w:t>discretos</w:t>
-      </w:r>
-      <w:proofErr w:type="spellEnd"/>
+      <w:r>
+        <w:rPr>
+          <w:lang w:val="en-US"/>
+        </w:rPr>
+        <w:t>Materiales de proyecto discretos</w:t>
+      </w:r>
       <w:r>
         <w:rPr>
           <w:lang w:val="en-US"/>
@@ -62,10 +32,10 @@
           <w:lang w:val="en-US"/>
         </w:rPr>
         <w:drawing>
-          <wp:inline distT="0" distB="0" distL="0" distR="0" wp14:anchorId="0F7F8B99" wp14:editId="136A93A8">
-            <wp:extent cx="5612130" cy="3319145"/>
-            <wp:effectExtent l="0" t="0" r="7620" b="0"/>
-            <wp:docPr id="19409436" name="Imagen 1"/>
+          <wp:inline distT="0" distB="0" distL="0" distR="0" wp14:anchorId="61AFFEC9" wp14:editId="2595101B">
+            <wp:extent cx="5612130" cy="3463925"/>
+            <wp:effectExtent l="0" t="0" r="7620" b="3175"/>
+            <wp:docPr id="2016468903" name="Imagen 1"/>
             <wp:cNvGraphicFramePr>
               <a:graphicFrameLocks xmlns:a="http://schemas.openxmlformats.org/drawingml/2006/main" noChangeAspect="1"/>
             </wp:cNvGraphicFramePr>
@@ -73,7 +43,7 @@
               <a:graphicData uri="http://schemas.openxmlformats.org/drawingml/2006/picture">
                 <pic:pic xmlns:pic="http://schemas.openxmlformats.org/drawingml/2006/picture">
                   <pic:nvPicPr>
-                    <pic:cNvPr id="19409436" name=""/>
+                    <pic:cNvPr id="2016468903" name=""/>
                     <pic:cNvPicPr/>
                   </pic:nvPicPr>
                   <pic:blipFill>
@@ -85,7 +55,7 @@
                   <pic:spPr>
                     <a:xfrm>
                       <a:off x="0" y="0"/>
-                      <a:ext cx="5612130" cy="3319145"/>
+                      <a:ext cx="5612130" cy="3463925"/>
                     </a:xfrm>
                     <a:prstGeom prst="rect">
                       <a:avLst/>
@@ -181,7 +151,6 @@
           <w:bCs/>
           <w:lang w:val="en-US"/>
         </w:rPr>
-        <w:lastRenderedPageBreak/>
         <w:t xml:space="preserve">Punto </w:t>
       </w:r>
       <w:r>
@@ -205,10 +174,10 @@
           <w:lang w:val="en-US"/>
         </w:rPr>
         <w:drawing>
-          <wp:inline distT="0" distB="0" distL="0" distR="0" wp14:anchorId="37CD82F8" wp14:editId="0B10FF22">
-            <wp:extent cx="5612130" cy="2710815"/>
+          <wp:inline distT="0" distB="0" distL="0" distR="0" wp14:anchorId="2D851DC5" wp14:editId="7C1B206D">
+            <wp:extent cx="5612130" cy="2693035"/>
             <wp:effectExtent l="0" t="0" r="7620" b="0"/>
-            <wp:docPr id="506590091" name="Imagen 1"/>
+            <wp:docPr id="70357750" name="Imagen 1"/>
             <wp:cNvGraphicFramePr>
               <a:graphicFrameLocks xmlns:a="http://schemas.openxmlformats.org/drawingml/2006/main" noChangeAspect="1"/>
             </wp:cNvGraphicFramePr>
@@ -216,7 +185,7 @@
               <a:graphicData uri="http://schemas.openxmlformats.org/drawingml/2006/picture">
                 <pic:pic xmlns:pic="http://schemas.openxmlformats.org/drawingml/2006/picture">
                   <pic:nvPicPr>
-                    <pic:cNvPr id="506590091" name=""/>
+                    <pic:cNvPr id="70357750" name=""/>
                     <pic:cNvPicPr/>
                   </pic:nvPicPr>
                   <pic:blipFill>
@@ -228,7 +197,7 @@
                   <pic:spPr>
                     <a:xfrm>
                       <a:off x="0" y="0"/>
-                      <a:ext cx="5612130" cy="2710815"/>
+                      <a:ext cx="5612130" cy="2693035"/>
                     </a:xfrm>
                     <a:prstGeom prst="rect">
                       <a:avLst/>
@@ -249,14 +218,223 @@
       </w:pPr>
       <w:r>
         <w:rPr>
-          <w:noProof/>
+          <w:lang w:val="en-US"/>
+        </w:rPr>
+        <w:t>W</w:t>
+      </w:r>
+      <w:r>
+        <w:rPr>
+          <w:lang w:val="en-US"/>
+        </w:rPr>
+        <w:t>8</w:t>
+      </w:r>
+      <w:r>
+        <w:rPr>
+          <w:lang w:val="en-US"/>
+        </w:rPr>
+        <w:t>=</w:t>
+      </w:r>
+      <w:r>
+        <w:rPr>
+          <w:lang w:val="en-US"/>
+        </w:rPr>
+        <w:t>5.75</w:t>
+      </w:r>
+      <w:r>
+        <w:rPr>
+          <w:lang w:val="en-US"/>
+        </w:rPr>
+        <w:t>µ</w:t>
+      </w:r>
+      <w:r>
+        <w:rPr>
+          <w:lang w:val="en-US"/>
+        </w:rPr>
+        <w:t>m</w:t>
+      </w:r>
+      <w:r>
+        <w:rPr>
+          <w:lang w:val="en-US"/>
+        </w:rPr>
+        <w:t xml:space="preserve">     I=</w:t>
+      </w:r>
+      <w:r>
+        <w:rPr>
+          <w:lang w:val="en-US"/>
+        </w:rPr>
+        <w:t>100.07827µA</w:t>
+      </w:r>
+    </w:p>
+    <w:p>
+      <w:pPr>
+        <w:rPr>
+          <w:lang w:val="en-US"/>
+        </w:rPr>
+      </w:pPr>
+    </w:p>
+    <w:p>
+      <w:pPr>
+        <w:rPr>
+          <w:b/>
+          <w:bCs/>
+          <w:lang w:val="en-US"/>
+        </w:rPr>
+      </w:pPr>
+    </w:p>
+    <w:p>
+      <w:pPr>
+        <w:rPr>
+          <w:b/>
+          <w:bCs/>
+          <w:lang w:val="en-US"/>
+        </w:rPr>
+      </w:pPr>
+    </w:p>
+    <w:p>
+      <w:pPr>
+        <w:rPr>
+          <w:b/>
+          <w:bCs/>
+          <w:lang w:val="en-US"/>
+        </w:rPr>
+      </w:pPr>
+    </w:p>
+    <w:p>
+      <w:pPr>
+        <w:rPr>
+          <w:b/>
+          <w:bCs/>
+          <w:lang w:val="en-US"/>
+        </w:rPr>
+      </w:pPr>
+    </w:p>
+    <w:p>
+      <w:pPr>
+        <w:rPr>
+          <w:b/>
+          <w:bCs/>
+          <w:lang w:val="en-US"/>
+        </w:rPr>
+      </w:pPr>
+    </w:p>
+    <w:p>
+      <w:pPr>
+        <w:rPr>
+          <w:b/>
+          <w:bCs/>
+          <w:lang w:val="en-US"/>
+        </w:rPr>
+      </w:pPr>
+    </w:p>
+    <w:p>
+      <w:pPr>
+        <w:rPr>
+          <w:b/>
+          <w:bCs/>
+          <w:lang w:val="en-US"/>
+        </w:rPr>
+      </w:pPr>
+    </w:p>
+    <w:p>
+      <w:pPr>
+        <w:rPr>
+          <w:b/>
+          <w:bCs/>
+          <w:lang w:val="en-US"/>
+        </w:rPr>
+      </w:pPr>
+    </w:p>
+    <w:p>
+      <w:pPr>
+        <w:rPr>
+          <w:b/>
+          <w:bCs/>
+          <w:lang w:val="en-US"/>
+        </w:rPr>
+      </w:pPr>
+    </w:p>
+    <w:p>
+      <w:pPr>
+        <w:rPr>
+          <w:b/>
+          <w:bCs/>
+          <w:lang w:val="en-US"/>
+        </w:rPr>
+      </w:pPr>
+    </w:p>
+    <w:p>
+      <w:pPr>
+        <w:rPr>
+          <w:b/>
+          <w:bCs/>
+          <w:lang w:val="en-US"/>
+        </w:rPr>
+      </w:pPr>
+    </w:p>
+    <w:p>
+      <w:pPr>
+        <w:rPr>
+          <w:b/>
+          <w:bCs/>
+          <w:lang w:val="en-US"/>
+        </w:rPr>
+      </w:pPr>
+    </w:p>
+    <w:p>
+      <w:pPr>
+        <w:rPr>
+          <w:b/>
+          <w:bCs/>
+          <w:lang w:val="en-US"/>
+        </w:rPr>
+      </w:pPr>
+    </w:p>
+    <w:p>
+      <w:pPr>
+        <w:rPr>
+          <w:b/>
+          <w:bCs/>
+          <w:lang w:val="en-US"/>
+        </w:rPr>
+      </w:pPr>
+      <w:r>
+        <w:rPr>
+          <w:b/>
+          <w:bCs/>
+          <w:lang w:val="en-US"/>
+        </w:rPr>
+        <w:lastRenderedPageBreak/>
+        <w:t>Punto 21</w:t>
+      </w:r>
+    </w:p>
+    <w:p>
+      <w:pPr>
+        <w:rPr>
+          <w:b/>
+          <w:bCs/>
+          <w:lang w:val="en-US"/>
+        </w:rPr>
+      </w:pPr>
+    </w:p>
+    <w:p>
+      <w:pPr>
+        <w:rPr>
+          <w:b/>
+          <w:bCs/>
+          <w:lang w:val="en-US"/>
+        </w:rPr>
+      </w:pPr>
+      <w:r>
+        <w:rPr>
+          <w:b/>
+          <w:bCs/>
           <w:lang w:val="en-US"/>
         </w:rPr>
         <w:drawing>
-          <wp:inline distT="0" distB="0" distL="0" distR="0" wp14:anchorId="4AC1AD9B" wp14:editId="77CED5CC">
-            <wp:extent cx="5612130" cy="2694305"/>
-            <wp:effectExtent l="0" t="0" r="7620" b="0"/>
-            <wp:docPr id="512439280" name="Imagen 1"/>
+          <wp:inline distT="0" distB="0" distL="0" distR="0" wp14:anchorId="62BE3E21" wp14:editId="64D55CCF">
+            <wp:extent cx="5612130" cy="2682875"/>
+            <wp:effectExtent l="0" t="0" r="7620" b="3175"/>
+            <wp:docPr id="955647663" name="Imagen 1"/>
             <wp:cNvGraphicFramePr>
               <a:graphicFrameLocks xmlns:a="http://schemas.openxmlformats.org/drawingml/2006/main" noChangeAspect="1"/>
             </wp:cNvGraphicFramePr>
@@ -264,7 +442,7 @@
               <a:graphicData uri="http://schemas.openxmlformats.org/drawingml/2006/picture">
                 <pic:pic xmlns:pic="http://schemas.openxmlformats.org/drawingml/2006/picture">
                   <pic:nvPicPr>
-                    <pic:cNvPr id="512439280" name=""/>
+                    <pic:cNvPr id="955647663" name=""/>
                     <pic:cNvPicPr/>
                   </pic:nvPicPr>
                   <pic:blipFill>
@@ -276,7 +454,7 @@
                   <pic:spPr>
                     <a:xfrm>
                       <a:off x="0" y="0"/>
-                      <a:ext cx="5612130" cy="2694305"/>
+                      <a:ext cx="5612130" cy="2682875"/>
                     </a:xfrm>
                     <a:prstGeom prst="rect">
                       <a:avLst/>
@@ -290,327 +468,62 @@
       </w:r>
     </w:p>
     <w:p>
-      <w:pPr>
-        <w:rPr>
-          <w:lang w:val="en-US"/>
-        </w:rPr>
-      </w:pPr>
-      <w:r>
-        <w:rPr>
-          <w:lang w:val="en-US"/>
-        </w:rPr>
-        <w:t>W</w:t>
-      </w:r>
-      <w:r>
-        <w:rPr>
-          <w:lang w:val="en-US"/>
-        </w:rPr>
-        <w:t>8</w:t>
-      </w:r>
-      <w:r>
-        <w:rPr>
-          <w:lang w:val="en-US"/>
-        </w:rPr>
-        <w:t>=</w:t>
-      </w:r>
-      <w:r>
-        <w:rPr>
-          <w:lang w:val="en-US"/>
-        </w:rPr>
-        <w:t>1.2197305µ</w:t>
-      </w:r>
-      <w:r>
-        <w:rPr>
-          <w:lang w:val="en-US"/>
-        </w:rPr>
-        <w:t xml:space="preserve">     I=</w:t>
-      </w:r>
-      <w:r>
-        <w:rPr>
-          <w:lang w:val="en-US"/>
-        </w:rPr>
-        <w:t>100.07827µA</w:t>
-      </w:r>
-    </w:p>
-    <w:p>
-      <w:pPr>
-        <w:rPr>
-          <w:lang w:val="en-US"/>
-        </w:rPr>
-      </w:pPr>
-    </w:p>
-    <w:p>
-      <w:pPr>
-        <w:rPr>
-          <w:b/>
-          <w:bCs/>
-          <w:lang w:val="en-US"/>
-        </w:rPr>
-      </w:pPr>
-    </w:p>
-    <w:p>
-      <w:pPr>
-        <w:rPr>
-          <w:b/>
-          <w:bCs/>
-          <w:lang w:val="en-US"/>
-        </w:rPr>
-      </w:pPr>
-    </w:p>
-    <w:p>
-      <w:pPr>
-        <w:rPr>
-          <w:b/>
-          <w:bCs/>
-          <w:lang w:val="en-US"/>
-        </w:rPr>
-      </w:pPr>
-    </w:p>
-    <w:p>
-      <w:pPr>
-        <w:rPr>
-          <w:b/>
-          <w:bCs/>
-          <w:lang w:val="en-US"/>
-        </w:rPr>
-      </w:pPr>
-    </w:p>
-    <w:p>
-      <w:pPr>
-        <w:rPr>
-          <w:b/>
-          <w:bCs/>
-          <w:lang w:val="en-US"/>
-        </w:rPr>
-      </w:pPr>
-    </w:p>
-    <w:p>
-      <w:pPr>
-        <w:rPr>
-          <w:b/>
-          <w:bCs/>
-          <w:lang w:val="en-US"/>
-        </w:rPr>
-      </w:pPr>
-      <w:r>
-        <w:rPr>
-          <w:b/>
-          <w:bCs/>
+      <w:r>
+        <w:t>V</w:t>
+      </w:r>
+      <w:r>
+        <w:t>≈</w:t>
+      </w:r>
+      <w:r>
+        <w:t>0</w:t>
+      </w:r>
+      <w:r>
+        <w:t xml:space="preserve">          W7=</w:t>
+      </w:r>
+      <w:r>
+        <w:t>18.781214</w:t>
+      </w:r>
+      <w:r>
+        <w:t>µ</w:t>
+      </w:r>
+    </w:p>
+    <w:p/>
+    <w:p/>
+    <w:p/>
+    <w:p/>
+    <w:p/>
+    <w:p/>
+    <w:p>
+      <w:pPr>
+        <w:rPr>
+          <w:b/>
+          <w:bCs/>
+        </w:rPr>
+      </w:pPr>
+      <w:r>
+        <w:rPr>
+          <w:b/>
+          <w:bCs/>
+        </w:rPr>
+        <w:t xml:space="preserve">Punto 23 </w:t>
+      </w:r>
+    </w:p>
+    <w:p>
+      <w:pPr>
+        <w:rPr>
+          <w:b/>
+          <w:bCs/>
+          <w:lang w:val="en-US"/>
+        </w:rPr>
+      </w:pPr>
+      <w:r>
+        <w:rPr>
+          <w:b/>
+          <w:bCs/>
+          <w:noProof/>
           <w:lang w:val="en-US"/>
         </w:rPr>
         <w:lastRenderedPageBreak/>
-        <w:t>Punto 21</w:t>
-      </w:r>
-    </w:p>
-    <w:p>
-      <w:pPr>
-        <w:rPr>
-          <w:b/>
-          <w:bCs/>
-          <w:lang w:val="en-US"/>
-        </w:rPr>
-      </w:pPr>
-      <w:r>
-        <w:rPr>
-          <w:b/>
-          <w:bCs/>
-          <w:noProof/>
-          <w:lang w:val="en-US"/>
-        </w:rPr>
-        <w:drawing>
-          <wp:inline distT="0" distB="0" distL="0" distR="0" wp14:anchorId="4B6F85AB" wp14:editId="216D86E5">
-            <wp:extent cx="5612130" cy="2696210"/>
-            <wp:effectExtent l="0" t="0" r="7620" b="8890"/>
-            <wp:docPr id="1383098150" name="Imagen 1"/>
-            <wp:cNvGraphicFramePr>
-              <a:graphicFrameLocks xmlns:a="http://schemas.openxmlformats.org/drawingml/2006/main" noChangeAspect="1"/>
-            </wp:cNvGraphicFramePr>
-            <a:graphic xmlns:a="http://schemas.openxmlformats.org/drawingml/2006/main">
-              <a:graphicData uri="http://schemas.openxmlformats.org/drawingml/2006/picture">
-                <pic:pic xmlns:pic="http://schemas.openxmlformats.org/drawingml/2006/picture">
-                  <pic:nvPicPr>
-                    <pic:cNvPr id="1383098150" name=""/>
-                    <pic:cNvPicPr/>
-                  </pic:nvPicPr>
-                  <pic:blipFill>
-                    <a:blip r:embed="rId8"/>
-                    <a:stretch>
-                      <a:fillRect/>
-                    </a:stretch>
-                  </pic:blipFill>
-                  <pic:spPr>
-                    <a:xfrm>
-                      <a:off x="0" y="0"/>
-                      <a:ext cx="5612130" cy="2696210"/>
-                    </a:xfrm>
-                    <a:prstGeom prst="rect">
-                      <a:avLst/>
-                    </a:prstGeom>
-                  </pic:spPr>
-                </pic:pic>
-              </a:graphicData>
-            </a:graphic>
-          </wp:inline>
-        </w:drawing>
-      </w:r>
-    </w:p>
-    <w:p>
-      <w:pPr>
-        <w:rPr>
-          <w:b/>
-          <w:bCs/>
-          <w:lang w:val="en-US"/>
-        </w:rPr>
-      </w:pPr>
-      <w:r>
-        <w:rPr>
-          <w:b/>
-          <w:bCs/>
-          <w:noProof/>
-          <w:lang w:val="en-US"/>
-        </w:rPr>
-        <w:drawing>
-          <wp:inline distT="0" distB="0" distL="0" distR="0" wp14:anchorId="0E8A3B89" wp14:editId="06D4704A">
-            <wp:extent cx="5612130" cy="2802890"/>
-            <wp:effectExtent l="0" t="0" r="7620" b="0"/>
-            <wp:docPr id="799151726" name="Imagen 1"/>
-            <wp:cNvGraphicFramePr>
-              <a:graphicFrameLocks xmlns:a="http://schemas.openxmlformats.org/drawingml/2006/main" noChangeAspect="1"/>
-            </wp:cNvGraphicFramePr>
-            <a:graphic xmlns:a="http://schemas.openxmlformats.org/drawingml/2006/main">
-              <a:graphicData uri="http://schemas.openxmlformats.org/drawingml/2006/picture">
-                <pic:pic xmlns:pic="http://schemas.openxmlformats.org/drawingml/2006/picture">
-                  <pic:nvPicPr>
-                    <pic:cNvPr id="799151726" name=""/>
-                    <pic:cNvPicPr/>
-                  </pic:nvPicPr>
-                  <pic:blipFill>
-                    <a:blip r:embed="rId9"/>
-                    <a:stretch>
-                      <a:fillRect/>
-                    </a:stretch>
-                  </pic:blipFill>
-                  <pic:spPr>
-                    <a:xfrm>
-                      <a:off x="0" y="0"/>
-                      <a:ext cx="5612130" cy="2802890"/>
-                    </a:xfrm>
-                    <a:prstGeom prst="rect">
-                      <a:avLst/>
-                    </a:prstGeom>
-                  </pic:spPr>
-                </pic:pic>
-              </a:graphicData>
-            </a:graphic>
-          </wp:inline>
-        </w:drawing>
-      </w:r>
-    </w:p>
-    <w:p>
-      <w:pPr>
-        <w:rPr>
-          <w:lang w:val="en-US"/>
-        </w:rPr>
-      </w:pPr>
-      <w:r>
-        <w:rPr>
-          <w:lang w:val="en-US"/>
-        </w:rPr>
-        <w:t>V=</w:t>
-      </w:r>
-      <w:r>
-        <w:rPr>
-          <w:lang w:val="en-US"/>
-        </w:rPr>
-        <w:t>-9.9852681µV</w:t>
-      </w:r>
-      <w:r>
-        <w:rPr>
-          <w:lang w:val="en-US"/>
-        </w:rPr>
-        <w:t xml:space="preserve">          W7=</w:t>
-      </w:r>
-      <w:r>
-        <w:rPr>
-          <w:lang w:val="en-US"/>
-        </w:rPr>
-        <w:t>2.9625µ</w:t>
-      </w:r>
-    </w:p>
-    <w:p>
-      <w:pPr>
-        <w:rPr>
-          <w:lang w:val="en-US"/>
-        </w:rPr>
-      </w:pPr>
-    </w:p>
-    <w:p>
-      <w:pPr>
-        <w:rPr>
-          <w:lang w:val="en-US"/>
-        </w:rPr>
-      </w:pPr>
-    </w:p>
-    <w:p>
-      <w:pPr>
-        <w:rPr>
-          <w:lang w:val="en-US"/>
-        </w:rPr>
-      </w:pPr>
-    </w:p>
-    <w:p>
-      <w:pPr>
-        <w:rPr>
-          <w:lang w:val="en-US"/>
-        </w:rPr>
-      </w:pPr>
-    </w:p>
-    <w:p>
-      <w:pPr>
-        <w:rPr>
-          <w:lang w:val="en-US"/>
-        </w:rPr>
-      </w:pPr>
-    </w:p>
-    <w:p>
-      <w:pPr>
-        <w:rPr>
-          <w:lang w:val="en-US"/>
-        </w:rPr>
-      </w:pPr>
-    </w:p>
-    <w:p>
-      <w:pPr>
-        <w:rPr>
-          <w:b/>
-          <w:bCs/>
-          <w:lang w:val="en-US"/>
-        </w:rPr>
-      </w:pPr>
-      <w:r>
-        <w:rPr>
-          <w:b/>
-          <w:bCs/>
-          <w:lang w:val="en-US"/>
-        </w:rPr>
-        <w:lastRenderedPageBreak/>
-        <w:t xml:space="preserve">Punto 23 </w:t>
-      </w:r>
-    </w:p>
-    <w:p>
-      <w:pPr>
-        <w:rPr>
-          <w:b/>
-          <w:bCs/>
-          <w:lang w:val="en-US"/>
-        </w:rPr>
-      </w:pPr>
-      <w:r>
-        <w:rPr>
-          <w:b/>
-          <w:bCs/>
-          <w:lang w:val="en-US"/>
-        </w:rPr>
         <w:drawing>
           <wp:inline distT="0" distB="0" distL="0" distR="0" wp14:anchorId="5B46A707" wp14:editId="6FB329EB">
             <wp:extent cx="5612130" cy="3052445"/>
@@ -627,7 +540,7 @@
                     <pic:cNvPicPr/>
                   </pic:nvPicPr>
                   <pic:blipFill>
-                    <a:blip r:embed="rId10"/>
+                    <a:blip r:embed="rId8"/>
                     <a:stretch>
                       <a:fillRect/>
                     </a:stretch>
@@ -671,30 +584,15 @@
           <w:lang w:val="en-US"/>
         </w:rPr>
       </w:pPr>
-      <w:proofErr w:type="spellStart"/>
-      <w:r>
-        <w:rPr>
-          <w:lang w:val="en-US"/>
-        </w:rPr>
-        <w:t>ganancia</w:t>
-      </w:r>
-      <w:proofErr w:type="spellEnd"/>
-    </w:p>
-    <w:p>
-      <w:pPr>
-        <w:rPr>
-          <w:lang w:val="en-US"/>
-        </w:rPr>
-      </w:pPr>
       <w:r>
         <w:rPr>
           <w:lang w:val="en-US"/>
         </w:rPr>
         <w:drawing>
-          <wp:inline distT="0" distB="0" distL="0" distR="0" wp14:anchorId="53DCAE89" wp14:editId="0625DEFA">
-            <wp:extent cx="5612130" cy="2705100"/>
-            <wp:effectExtent l="0" t="0" r="7620" b="0"/>
-            <wp:docPr id="427075937" name="Imagen 1"/>
+          <wp:inline distT="0" distB="0" distL="0" distR="0" wp14:anchorId="31545ED7" wp14:editId="2BA6391C">
+            <wp:extent cx="5612130" cy="2755900"/>
+            <wp:effectExtent l="0" t="0" r="7620" b="6350"/>
+            <wp:docPr id="1972207860" name="Imagen 1"/>
             <wp:cNvGraphicFramePr>
               <a:graphicFrameLocks xmlns:a="http://schemas.openxmlformats.org/drawingml/2006/main" noChangeAspect="1"/>
             </wp:cNvGraphicFramePr>
@@ -702,11 +600,11 @@
               <a:graphicData uri="http://schemas.openxmlformats.org/drawingml/2006/picture">
                 <pic:pic xmlns:pic="http://schemas.openxmlformats.org/drawingml/2006/picture">
                   <pic:nvPicPr>
-                    <pic:cNvPr id="427075937" name=""/>
+                    <pic:cNvPr id="1972207860" name=""/>
                     <pic:cNvPicPr/>
                   </pic:nvPicPr>
                   <pic:blipFill>
-                    <a:blip r:embed="rId11"/>
+                    <a:blip r:embed="rId9"/>
                     <a:stretch>
                       <a:fillRect/>
                     </a:stretch>
@@ -714,7 +612,7 @@
                   <pic:spPr>
                     <a:xfrm>
                       <a:off x="0" y="0"/>
-                      <a:ext cx="5612130" cy="2705100"/>
+                      <a:ext cx="5612130" cy="2755900"/>
                     </a:xfrm>
                     <a:prstGeom prst="rect">
                       <a:avLst/>
@@ -730,179 +628,55 @@
     <w:p>
       <w:pPr>
         <w:rPr>
-          <w:lang w:val="en-US"/>
-        </w:rPr>
-      </w:pPr>
-      <w:r>
-        <w:rPr>
-          <w:lang w:val="en-US"/>
-        </w:rPr>
-        <w:t xml:space="preserve">Ancho de </w:t>
-      </w:r>
-      <w:proofErr w:type="spellStart"/>
-      <w:r>
-        <w:rPr>
-          <w:lang w:val="en-US"/>
-        </w:rPr>
-        <w:t>banda</w:t>
-      </w:r>
-      <w:proofErr w:type="spellEnd"/>
-    </w:p>
-    <w:p>
-      <w:pPr>
-        <w:rPr>
-          <w:lang w:val="en-US"/>
-        </w:rPr>
-      </w:pPr>
-      <w:r>
-        <w:rPr>
-          <w:lang w:val="en-US"/>
-        </w:rPr>
-        <w:lastRenderedPageBreak/>
-        <w:drawing>
-          <wp:inline distT="0" distB="0" distL="0" distR="0" wp14:anchorId="72177FC0" wp14:editId="314D6BC6">
-            <wp:extent cx="5612130" cy="2620010"/>
-            <wp:effectExtent l="0" t="0" r="7620" b="8890"/>
-            <wp:docPr id="2037944367" name="Imagen 1"/>
-            <wp:cNvGraphicFramePr>
-              <a:graphicFrameLocks xmlns:a="http://schemas.openxmlformats.org/drawingml/2006/main" noChangeAspect="1"/>
-            </wp:cNvGraphicFramePr>
-            <a:graphic xmlns:a="http://schemas.openxmlformats.org/drawingml/2006/main">
-              <a:graphicData uri="http://schemas.openxmlformats.org/drawingml/2006/picture">
-                <pic:pic xmlns:pic="http://schemas.openxmlformats.org/drawingml/2006/picture">
-                  <pic:nvPicPr>
-                    <pic:cNvPr id="2037944367" name=""/>
-                    <pic:cNvPicPr/>
-                  </pic:nvPicPr>
-                  <pic:blipFill>
-                    <a:blip r:embed="rId12"/>
-                    <a:stretch>
-                      <a:fillRect/>
-                    </a:stretch>
-                  </pic:blipFill>
-                  <pic:spPr>
-                    <a:xfrm>
-                      <a:off x="0" y="0"/>
-                      <a:ext cx="5612130" cy="2620010"/>
-                    </a:xfrm>
-                    <a:prstGeom prst="rect">
-                      <a:avLst/>
-                    </a:prstGeom>
-                  </pic:spPr>
-                </pic:pic>
-              </a:graphicData>
-            </a:graphic>
-          </wp:inline>
-        </w:drawing>
-      </w:r>
-    </w:p>
-    <w:p>
-      <w:pPr>
-        <w:rPr>
-          <w:b/>
-          <w:bCs/>
-        </w:rPr>
-      </w:pPr>
-      <w:r>
-        <w:rPr>
-          <w:b/>
-          <w:bCs/>
-        </w:rPr>
-        <w:t>Punto 2</w:t>
-      </w:r>
-      <w:r>
-        <w:rPr>
-          <w:b/>
-          <w:bCs/>
-        </w:rPr>
-        <w:t>5</w:t>
-      </w:r>
-    </w:p>
-    <w:p>
-      <w:r>
-        <w:t>Ganancia simulada = 38.15 dB</w:t>
-      </w:r>
-    </w:p>
-    <w:p>
-      <w:r>
-        <w:t>Ancho de banda = 517.95 MHz</w:t>
-      </w:r>
-    </w:p>
-    <w:p>
-      <w:r>
-        <w:t>f_{-3dB} ≈ 518 MHz</w:t>
-      </w:r>
-    </w:p>
-    <w:p>
-      <w:pPr>
-        <w:rPr>
-          <w:b/>
-          <w:bCs/>
-        </w:rPr>
-      </w:pPr>
-      <w:r>
-        <w:rPr>
-          <w:b/>
-          <w:bCs/>
-        </w:rPr>
-        <w:t>Punto 26</w:t>
-      </w:r>
-    </w:p>
-    <w:p>
-      <w:proofErr w:type="spellStart"/>
-      <w:r>
-        <w:t>Av</w:t>
-      </w:r>
-      <w:proofErr w:type="spellEnd"/>
-      <w:r>
-        <w:t xml:space="preserve"> teórica ≈ 290.21 V/V</w:t>
-      </w:r>
-    </w:p>
-    <w:p>
-      <w:proofErr w:type="spellStart"/>
-      <w:r>
-        <w:t>Av</w:t>
-      </w:r>
-      <w:proofErr w:type="spellEnd"/>
-      <w:r>
-        <w:t xml:space="preserve"> simulada ≈ 10^(38.15/20) ≈ 80.78 V/V</w:t>
-      </w:r>
-    </w:p>
-    <w:p>
-      <w:r>
-        <w:t xml:space="preserve">La ganancia teórica calculada fue de aproximadamente 49.25 dB, mientras que la ganancia obtenida mediante simulación en </w:t>
-      </w:r>
-      <w:proofErr w:type="spellStart"/>
-      <w:r>
-        <w:t>LTspice</w:t>
-      </w:r>
-      <w:proofErr w:type="spellEnd"/>
-      <w:r>
-        <w:t xml:space="preserve"> fue de aproximadamente 38.15 dB. Esta diferencia se debe a que el cálculo manual utiliza un modelo simplificado de pequeña señal, basado en parámetros aproximados como </w:t>
-      </w:r>
-      <w:proofErr w:type="spellStart"/>
-      <w:r>
-        <w:t>gm</w:t>
-      </w:r>
-      <w:proofErr w:type="spellEnd"/>
-      <w:r>
-        <w:t xml:space="preserve"> y ro. Además, los coeficientes de modulación de longitud de canal fueron tomados como referencia para condiciones específicas de W, L, ID y VDS, las cuales no necesariamente coinciden exactamente con el punto de operación final de cada transistor en la simulación.</w:t>
+          <w:b/>
+          <w:bCs/>
+        </w:rPr>
+      </w:pPr>
+      <w:r>
+        <w:rPr>
+          <w:b/>
+          <w:bCs/>
+        </w:rPr>
+        <w:t>Punto 25</w:t>
+      </w:r>
+    </w:p>
+    <w:p>
+      <w:r>
+        <w:t>G</w:t>
+      </w:r>
+      <w:r>
+        <w:t>anancia</w:t>
+      </w:r>
+      <w:r>
+        <w:t xml:space="preserve"> (dB)</w:t>
+      </w:r>
+      <w:r>
+        <w:t>:</w:t>
+      </w:r>
+      <w:r>
+        <w:t xml:space="preserve"> </w:t>
+      </w:r>
+      <w:r>
+        <w:t>52.577739dB</w:t>
+      </w:r>
+    </w:p>
+    <w:p>
+      <w:r>
+        <w:t>Ancho de banda</w:t>
+      </w:r>
+      <w:r>
+        <w:t>:</w:t>
+      </w:r>
+      <w:r>
+        <w:t xml:space="preserve"> </w:t>
+      </w:r>
+      <w:r>
+        <w:t>3.1129571MHz</w:t>
       </w:r>
     </w:p>
     <w:p/>
-    <w:p>
-      <w:r>
-        <w:t xml:space="preserve">Por otra parte, </w:t>
-      </w:r>
-      <w:proofErr w:type="spellStart"/>
-      <w:r>
-        <w:t>LTspice</w:t>
-      </w:r>
-      <w:proofErr w:type="spellEnd"/>
-      <w:r>
-        <w:t xml:space="preserve"> utiliza modelos BSIM más completos, los cuales consideran efectos de segundo orden como longitud efectiva de canal, variación de movilidad, efecto de cuerpo, dependencia con VDS y otros fenómenos propios de una tecnología CMOS real. Por esta razón, es esperable que la ganancia simulada sea menor que la calculada teóricamente.</w:t>
-      </w:r>
-    </w:p>
+    <w:p/>
+    <w:p/>
     <w:sectPr>
       <w:pgSz w:w="12240" w:h="15840"/>
       <w:pgMar w:top="1417" w:right="1701" w:bottom="1417" w:left="1701" w:header="720" w:footer="720" w:gutter="0"/>
@@ -1516,7 +1290,6 @@
   <w:style w:type="character" w:default="1" w:styleId="Fuentedeprrafopredeter">
     <w:name w:val="Default Paragraph Font"/>
     <w:uiPriority w:val="1"/>
-    <w:semiHidden/>
     <w:unhideWhenUsed/>
   </w:style>
   <w:style w:type="table" w:default="1" w:styleId="Tablanormal">
